--- a/pr-preview/pr-231/chapters/software-text.docx
+++ b/pr-preview/pr-231/chapters/software-text.docx
@@ -15,7 +15,7 @@
         <w:pStyle w:val="Date"/>
       </w:pPr>
       <w:r>
-        <w:t xml:space="preserve">Last modified: 2026-10-16 03:46:06 (PDT)</w:t>
+        <w:t xml:space="preserve">Last modified: 2026-10-16 03:53:51 (PDT)</w:t>
       </w:r>
     </w:p>
     <w:p>

--- a/pr-preview/pr-231/chapters/software-text.docx
+++ b/pr-preview/pr-231/chapters/software-text.docx
@@ -15,7 +15,7 @@
         <w:pStyle w:val="Date"/>
       </w:pPr>
       <w:r>
-        <w:t xml:space="preserve">Last modified: 2026-10-16 03:53:51 (PDT)</w:t>
+        <w:t xml:space="preserve">Last modified: 2026-10-16 04:19:44 (PDT)</w:t>
       </w:r>
     </w:p>
     <w:p>
@@ -415,10 +415,16 @@
         </w:r>
       </w:hyperlink>
       <w:r>
+        <w:t xml:space="preserve">,</w:t>
+      </w:r>
+      <w:r>
         <w:t xml:space="preserve"> </w:t>
       </w:r>
       <w:r>
-        <w:t xml:space="preserve">(</w:t>
+        <w:t xml:space="preserve">at</w:t>
+      </w:r>
+      <w:r>
+        <w:t xml:space="preserve"> </w:t>
       </w:r>
       <w:r>
         <w:rPr>
@@ -427,22 +433,28 @@
         <w:t xml:space="preserve">https://cran.r-project.org/web/packages/&lt;name&gt;/index.html</w:t>
       </w:r>
       <w:r>
+        <w:t xml:space="preserve">, which returns 404 when the name is free;</w:t>
+      </w:r>
+    </w:p>
+    <w:p>
+      <w:pPr>
+        <w:pStyle w:val="Compact"/>
+        <w:numPr>
+          <w:ilvl w:val="0"/>
+          <w:numId w:val="1005"/>
+        </w:numPr>
+      </w:pPr>
+      <w:r>
+        <w:t xml:space="preserve">the CRAN archive,</w:t>
+      </w:r>
+      <w:r>
         <w:t xml:space="preserve"> </w:t>
       </w:r>
       <w:r>
-        <w:t xml:space="preserve">returns 404 when the name is free);</w:t>
-      </w:r>
-    </w:p>
-    <w:p>
-      <w:pPr>
-        <w:pStyle w:val="Compact"/>
-        <w:numPr>
-          <w:ilvl w:val="0"/>
-          <w:numId w:val="1005"/>
-        </w:numPr>
-      </w:pPr>
-      <w:r>
-        <w:t xml:space="preserve">the CRAN archive (</w:t>
+        <w:t xml:space="preserve">at</w:t>
+      </w:r>
+      <w:r>
+        <w:t xml:space="preserve"> </w:t>
       </w:r>
       <w:r>
         <w:rPr>
@@ -451,7 +463,7 @@
         <w:t xml:space="preserve">https://cran.r-project.org/src/contrib/Archive/&lt;name&gt;/</w:t>
       </w:r>
       <w:r>
-        <w:t xml:space="preserve">), because a removed package still holds its name;</w:t>
+        <w:t xml:space="preserve">, because a removed package still holds its name;</w:t>
       </w:r>
     </w:p>
     <w:p>
@@ -479,7 +491,7 @@
         <w:pStyle w:val="FirstParagraph"/>
       </w:pPr>
       <w:r>
-        <w:t xml:space="preserve">A name that CRAN has used blocks a later submission and confuses users.</w:t>
+        <w:t xml:space="preserve">A name that CRAN has used is usually unavailable for a new package and confuses users, so pick a different name.</w:t>
       </w:r>
     </w:p>
     <w:bookmarkEnd w:id="19"/>
